--- a/tests/ingest/fixtures/sample_rich.docx
+++ b/tests/ingest/fixtures/sample_rich.docx
@@ -56,20 +56,45 @@
       </w:r>
     </w:p>
     <w:p>
-      <w:r>
-        <w:pict>
-          <v:shape style="width:200pt;height:50pt">
-            <v:textbox>
-              <w:txbxContent>
-                <w:p>
-                  <w:r>
-                    <w:t>텍스트 상자 안 문장입니다.</w:t>
-                  </w:r>
-                </w:p>
-              </w:txbxContent>
-            </v:textbox>
-          </v:shape>
-        </w:pict>
+      <w:r xmlns:a="http://schemas.openxmlformats.org/drawingml/2006/main">
+        <mc:AlternateContent>
+          <mc:Choice Requires="wps">
+            <w:drawing>
+              <wp:inline>
+                <a:graphic>
+                  <a:graphicData>
+                    <wps:wsp>
+                      <wps:txbx>
+                        <w:txbxContent>
+                          <w:p>
+                            <w:r>
+                              <w:t>텍스트 상자 안 문장입니다.</w:t>
+                            </w:r>
+                          </w:p>
+                        </w:txbxContent>
+                      </wps:txbx>
+                    </wps:wsp>
+                  </a:graphicData>
+                </a:graphic>
+              </wp:inline>
+            </w:drawing>
+          </mc:Choice>
+          <mc:Fallback>
+            <w:pict>
+              <v:rect style="width:200pt;height:50pt">
+                <v:textbox>
+                  <w:txbxContent>
+                    <w:p>
+                      <w:r>
+                        <w:t>텍스트 상자 안 문장입니다.</w:t>
+                      </w:r>
+                    </w:p>
+                  </w:txbxContent>
+                </v:textbox>
+              </v:rect>
+            </w:pict>
+          </mc:Fallback>
+        </mc:AlternateContent>
       </w:r>
     </w:p>
     <w:p>
